--- a/assets/docs/lop5/Tin hoc - Lop 5.docx
+++ b/assets/docs/lop5/Tin hoc - Lop 5.docx
@@ -3705,6 +3705,19 @@
               <w:t>Năng lực số 5.2 CB2b: HS tự kiểm thử đủ các trường hợp và sửa được trường hợp chương trình xử lí sai</w:t>
             </w:r>
           </w:p>
+          <w:p>
+            <w:pPr>
+              <w:spacing w:after="0"/>
+            </w:pPr>
+            <w:r>
+              <w:rPr>
+                <w:b w:val="0"/>
+                <w:i w:val="0"/>
+                <w:sz w:val="18"/>
+              </w:rPr>
+              <w:t>STEM: Trò chơi điều khiển robot tránh chướng ngại vật (Tin học – Toán – Công nghệ) — dạy thay cho tiết này.</w:t>
+            </w:r>
+          </w:p>
         </w:tc>
         <w:tc>
           <w:tcPr>
